--- a/klagomål/A 20450-2026 FSC-klagomål.docx
+++ b/klagomål/A 20450-2026 FSC-klagomål.docx
@@ -914,7 +914,7 @@
     <w:r>
       <w:tab/>
       <w:tab/>
-      <w:t>2026-09-14</w:t>
+      <w:t>2026-09-15</w:t>
       <w:br/>
       <w:br/>
     </w:r>

--- a/klagomål/A 20450-2026 FSC-klagomål.docx
+++ b/klagomål/A 20450-2026 FSC-klagomål.docx
@@ -914,7 +914,7 @@
     <w:r>
       <w:tab/>
       <w:tab/>
-      <w:t>2026-09-15</w:t>
+      <w:t>2026-09-16</w:t>
       <w:br/>
       <w:br/>
     </w:r>

--- a/klagomål/A 20450-2026 FSC-klagomål.docx
+++ b/klagomål/A 20450-2026 FSC-klagomål.docx
@@ -178,7 +178,7 @@
       <w:r>
         <w:drawing>
           <wp:inline xmlns:a="http://schemas.openxmlformats.org/drawingml/2006/main" xmlns:pic="http://schemas.openxmlformats.org/drawingml/2006/picture">
-            <wp:extent cx="5343869" cy="5724000"/>
+            <wp:extent cx="5228136" cy="5724000"/>
             <wp:docPr id="1" name="Picture 1"/>
             <wp:cNvGraphicFramePr>
               <a:graphicFrameLocks noChangeAspect="1"/>
@@ -199,7 +199,7 @@
                   <pic:spPr>
                     <a:xfrm>
                       <a:off x="0" y="0"/>
-                      <a:ext cx="5343869" cy="5724000"/>
+                      <a:ext cx="5228136" cy="5724000"/>
                     </a:xfrm>
                     <a:prstGeom prst="rect"/>
                   </pic:spPr>
@@ -216,12 +216,12 @@
         <w:spacing w:after="240"/>
       </w:pPr>
       <w:r>
-        <w:t>Figur 1. Fyndplatser för naturvårdsarter i och inom 3 meter från avverkningsanmälan. Markörer utan svart kant är placerade på fyndplatsen. Markörer med svart kant är placerade vid sidan av fyndplatsen och har ett svart streck som visar fyndplatsens exakta position. Kartans mittpunktskoordinat är N 6991466, E 483281 i SWEREF 99 TM.</w:t>
+        <w:t>Figur 1. Fyndplatser för naturvårdsarter i och inom 14 meter från avverkningsanmälan. Markörer utan svart kant är placerade på fyndplatsen. Markörer med svart kant är placerade vid sidan av fyndplatsen och har ett svart streck som visar fyndplatsens exakta position. Kartans mittpunktskoordinat är N 6991466, E 483281 i SWEREF 99 TM.</w:t>
       </w:r>
     </w:p>
     <w:p>
       <w:r>
-        <w:t>I och inom 3 meter från avverkningsanmälan finns fynd av 5 naturvårdsarter, varav 2 är rödlistade, 2 är fridlysta, 4 är typiska (T) och 1 är signalart (S): garnlav (VU, T), lunglav (NT, T), tibast (S, T), blåsippa (T, §9) och kungsfågel (§4). Se Figur 1.</w:t>
+        <w:t>I och inom 14 meter från avverkningsanmälan finns fynd av 11 naturvårdsarter, varav 8 är rödlistade, 2 är fridlysta, 4 är typiska (T) och 1 är signalart (S): garnlav (VU, T), kopparspindling (VU), läderdoftande fingersvamp (VU), stor odörspindling (VU), fjällig taggsvamp s.str. (NT), gultoppig fingersvamp (NT), lunglav (NT, T), äggvaxskivling (NT), tibast (S, T), blåsippa (T, §9) och kungsfågel (§4). Se Figur 1.</w:t>
       </w:r>
     </w:p>
     <w:p>
@@ -281,6 +281,88 @@
         <w:rPr>
           <w:b/>
         </w:rPr>
+        <w:t xml:space="preserve">Kopparspindling (VU) </w:t>
+      </w:r>
+      <w:r>
+        <w:t>bildar mykorrhiza med tall och gran i äldre ängsgranskog på kalkrik mark, mer sällan i ren kalktallskog.</w:t>
+      </w:r>
+      <w:r>
+        <w:rPr>
+          <w:b/>
+        </w:rPr>
+        <w:t xml:space="preserve"> </w:t>
+      </w:r>
+      <w:r>
+        <w:t>Minskningstakten uppgår till 30 % inom 50 år och överstiger gränsvärdet för Sårbar (VU) enligt A-kriteriet. (A2c+3c+4c).</w:t>
+      </w:r>
+      <w:r>
+        <w:rPr>
+          <w:b/>
+        </w:rPr>
+        <w:t xml:space="preserve"> </w:t>
+      </w:r>
+      <w:r>
+        <w:t>Intensivt skogsbruk, särskilt kalavverkning och markberedning missgynnar arten och lokaler som även hyser ett stort antal andra hotade arter bör helt undantas från skogsbruk.</w:t>
+      </w:r>
+      <w:r>
+        <w:rPr>
+          <w:b/>
+        </w:rPr>
+        <w:t xml:space="preserve"> </w:t>
+      </w:r>
+      <w:r>
+        <w:t>Kopparspindling är globalt rödlistad som nära hotad (NT) vilket innebär att Sverige har ett internationellt ansvar för arten (SLU Artdatabanken, 2024; IUCN, 2015).</w:t>
+      </w:r>
+    </w:p>
+    <w:p>
+      <w:r>
+        <w:rPr>
+          <w:b/>
+        </w:rPr>
+        <w:t xml:space="preserve">Läderdoftande fingersvamp (VU) </w:t>
+      </w:r>
+      <w:r>
+        <w:t>bildar mykorrhiza med gran i örtrik äldre barrskog, ofta på kalkrik mark. Den har en speciell doft som kan påminna om nytt skoläder (skoaffär), därav det svenska namnet. Den totala populationen i landet bedöms ändå ha minskat starkt och fortsatt kommer att minska då arten är knuten till en bördig äldre kalkgranskogsmiljö som successivt avverkas och där få områden alltjämt är formellt skyddade. All form av hårdhänt skogsavverkning på eller i närheten av växtplatsen missgynnar arten. Artens huvudsakliga koppling till produktiva äldre granskogar med hög bonitet gör den särskilt utsatt för slutavverkning. Samtliga lokaler bör undantas från rationellt skogsbruk och få ett områdesskydd (SLU Artdatabanken, 2024; Nitare &amp; Skogsstyrelsen, 2019).</w:t>
+      </w:r>
+    </w:p>
+    <w:p>
+      <w:r>
+        <w:rPr>
+          <w:b/>
+        </w:rPr>
+        <w:t xml:space="preserve">Stor odörspindling (VU) </w:t>
+      </w:r>
+      <w:r>
+        <w:t>bildar mykorrhiza med tall och gran i kalktallskog och ängsgranskog, främst i äldre kalkbarrskog. En fortlöpande minskning bedöms pågå p.g.a. slutavverkningar av äldre kontinuitetsbarrskog. Har uppenbart svårt att återetableras efter avverkning. Kända växtplatser bör inte utsättas för omfattande huggningar eller andra kraftiga störningar som förändrar miljön (SLU Artdatabanken, 2025).</w:t>
+      </w:r>
+    </w:p>
+    <w:p>
+      <w:r>
+        <w:rPr>
+          <w:b/>
+        </w:rPr>
+        <w:t>Fjällig taggsvamp s.str. (NT)</w:t>
+      </w:r>
+      <w:r>
+        <w:t xml:space="preserve"> bildar mykorrhiza med gran i granskog och barrblandskog, främst på frisk näringsrik mark i äldre skog med lång trädkontinuitet. Den totala populationen i landet har minskat och bedöms fortsätta minska till följd av avverkning av äldre barrskogar. Minskningstakten för den svenska populationen bedöms vara nära gränsvärdet för sårbar (VU) (SLU Artdatabanken, 2026).</w:t>
+      </w:r>
+    </w:p>
+    <w:p>
+      <w:r>
+        <w:rPr>
+          <w:b/>
+        </w:rPr>
+        <w:t>Gultoppig fingersvamp (NT)</w:t>
+      </w:r>
+      <w:r>
+        <w:t xml:space="preserve"> bildar mykorrhiza med gran i örtrik äldre barrskog. Den är något kalkgynnad och föredrar bördiga granskogar av lågörtstyp. Svampen hotas främst av skogsavverkning och tycks försvinna efter slutavverkning, markberedning och plantering. Skogsområden med arten bör undantas från storskaligt skogsbruk. Slutavverkning, kraftig gallring och skogsgödsling måste undvikas, liksom körning med tunga maskiner (SLU Artdatabanken, 2024).</w:t>
+      </w:r>
+    </w:p>
+    <w:p>
+      <w:r>
+        <w:rPr>
+          <w:b/>
+        </w:rPr>
         <w:t>Lunglav (NT)</w:t>
       </w:r>
       <w:r>
@@ -330,6 +412,17 @@
       </w:r>
       <w:r>
         <w:t xml:space="preserve"> (SLU Artdatabanken, 2026; Nitare &amp; Skogsstyrelsen, 2019).</w:t>
+      </w:r>
+    </w:p>
+    <w:p>
+      <w:r>
+        <w:rPr>
+          <w:b/>
+        </w:rPr>
+        <w:t>Äggvaxskivling (NT)</w:t>
+      </w:r>
+      <w:r>
+        <w:t xml:space="preserve"> bildar mykorrhiza med gran och förekommer huvudsakligen i äldre blåbärsgranskog. Har i Sverige en nordlig utbredningsbild och är relativt vanlig i norra Sverige. Total population i landet bedöms ha minskat kraftigt och fortgående att minska p.g.a. slutavverkningar av kontinuitetsskogar. Skogar med rik förekomst av äggvaxskivling brukar ha en artrik flora av mykorrhizasvampar och kan betraktas som nyckelbiotoper (SLU Artdatabanken, 2024).</w:t>
       </w:r>
     </w:p>
     <w:p>
@@ -487,7 +580,7 @@
         <w:rPr>
           <w:i/>
         </w:rPr>
-        <w:t>I det avverkningsanmälda skogsområdet har 5 naturvårdsarter varav 2 rödlistade arter sina livsmiljöer och växtplatser.</w:t>
+        <w:t>I det avverkningsanmälda skogsområdet har 11 naturvårdsarter varav 8 rödlistade arter sina livsmiljöer och växtplatser.</w:t>
       </w:r>
     </w:p>
     <w:p>
@@ -914,7 +1007,7 @@
     <w:r>
       <w:tab/>
       <w:tab/>
-      <w:t>2026-09-16</w:t>
+      <w:t>2026-09-17</w:t>
       <w:br/>
       <w:br/>
     </w:r>

--- a/klagomål/A 20450-2026 FSC-klagomål.docx
+++ b/klagomål/A 20450-2026 FSC-klagomål.docx
@@ -1007,7 +1007,7 @@
     <w:r>
       <w:tab/>
       <w:tab/>
-      <w:t>2026-09-17</w:t>
+      <w:t>2026-09-18</w:t>
       <w:br/>
       <w:br/>
     </w:r>

--- a/klagomål/A 20450-2026 FSC-klagomål.docx
+++ b/klagomål/A 20450-2026 FSC-klagomål.docx
@@ -1007,7 +1007,7 @@
     <w:r>
       <w:tab/>
       <w:tab/>
-      <w:t>2026-09-18</w:t>
+      <w:t>2026-09-19</w:t>
       <w:br/>
       <w:br/>
     </w:r>

--- a/klagomål/A 20450-2026 FSC-klagomål.docx
+++ b/klagomål/A 20450-2026 FSC-klagomål.docx
@@ -1007,7 +1007,7 @@
     <w:r>
       <w:tab/>
       <w:tab/>
-      <w:t>2026-09-19</w:t>
+      <w:t>2026-09-21</w:t>
       <w:br/>
       <w:br/>
     </w:r>

--- a/klagomål/A 20450-2026 FSC-klagomål.docx
+++ b/klagomål/A 20450-2026 FSC-klagomål.docx
@@ -1007,7 +1007,7 @@
     <w:r>
       <w:tab/>
       <w:tab/>
-      <w:t>2026-09-21</w:t>
+      <w:t>2026-09-23</w:t>
       <w:br/>
       <w:br/>
     </w:r>

--- a/klagomål/A 20450-2026 FSC-klagomål.docx
+++ b/klagomål/A 20450-2026 FSC-klagomål.docx
@@ -1007,7 +1007,7 @@
     <w:r>
       <w:tab/>
       <w:tab/>
-      <w:t>2026-09-23</w:t>
+      <w:t>2026-09-24</w:t>
       <w:br/>
       <w:br/>
     </w:r>

--- a/klagomål/A 20450-2026 FSC-klagomål.docx
+++ b/klagomål/A 20450-2026 FSC-klagomål.docx
@@ -1007,7 +1007,7 @@
     <w:r>
       <w:tab/>
       <w:tab/>
-      <w:t>2026-09-24</w:t>
+      <w:t>2026-09-25</w:t>
       <w:br/>
       <w:br/>
     </w:r>

--- a/klagomål/A 20450-2026 FSC-klagomål.docx
+++ b/klagomål/A 20450-2026 FSC-klagomål.docx
@@ -1007,7 +1007,7 @@
     <w:r>
       <w:tab/>
       <w:tab/>
-      <w:t>2026-09-25</w:t>
+      <w:t>2026-09-26</w:t>
       <w:br/>
       <w:br/>
     </w:r>

--- a/klagomål/A 20450-2026 FSC-klagomål.docx
+++ b/klagomål/A 20450-2026 FSC-klagomål.docx
@@ -1007,7 +1007,7 @@
     <w:r>
       <w:tab/>
       <w:tab/>
-      <w:t>2026-09-26</w:t>
+      <w:t>2026-09-27</w:t>
       <w:br/>
       <w:br/>
     </w:r>

--- a/klagomål/A 20450-2026 FSC-klagomål.docx
+++ b/klagomål/A 20450-2026 FSC-klagomål.docx
@@ -1007,7 +1007,7 @@
     <w:r>
       <w:tab/>
       <w:tab/>
-      <w:t>2026-09-27</w:t>
+      <w:t>2026-09-28</w:t>
       <w:br/>
       <w:br/>
     </w:r>

--- a/klagomål/A 20450-2026 FSC-klagomål.docx
+++ b/klagomål/A 20450-2026 FSC-klagomål.docx
@@ -1007,7 +1007,7 @@
     <w:r>
       <w:tab/>
       <w:tab/>
-      <w:t>2026-09-28</w:t>
+      <w:t>2026-09-29</w:t>
       <w:br/>
       <w:br/>
     </w:r>

--- a/klagomål/A 20450-2026 FSC-klagomål.docx
+++ b/klagomål/A 20450-2026 FSC-klagomål.docx
@@ -1007,7 +1007,7 @@
     <w:r>
       <w:tab/>
       <w:tab/>
-      <w:t>2026-09-29</w:t>
+      <w:t>2026-09-30</w:t>
       <w:br/>
       <w:br/>
     </w:r>

--- a/klagomål/A 20450-2026 FSC-klagomål.docx
+++ b/klagomål/A 20450-2026 FSC-klagomål.docx
@@ -1007,7 +1007,7 @@
     <w:r>
       <w:tab/>
       <w:tab/>
-      <w:t>2026-09-30</w:t>
+      <w:t>2026-10-01</w:t>
       <w:br/>
       <w:br/>
     </w:r>

--- a/klagomål/A 20450-2026 FSC-klagomål.docx
+++ b/klagomål/A 20450-2026 FSC-klagomål.docx
@@ -1007,7 +1007,7 @@
     <w:r>
       <w:tab/>
       <w:tab/>
-      <w:t>2026-10-01</w:t>
+      <w:t>2026-10-02</w:t>
       <w:br/>
       <w:br/>
     </w:r>

--- a/klagomål/A 20450-2026 FSC-klagomål.docx
+++ b/klagomål/A 20450-2026 FSC-klagomål.docx
@@ -1007,7 +1007,7 @@
     <w:r>
       <w:tab/>
       <w:tab/>
-      <w:t>2026-10-02</w:t>
+      <w:t>2026-10-03</w:t>
       <w:br/>
       <w:br/>
     </w:r>

--- a/klagomål/A 20450-2026 FSC-klagomål.docx
+++ b/klagomål/A 20450-2026 FSC-klagomål.docx
@@ -1007,7 +1007,7 @@
     <w:r>
       <w:tab/>
       <w:tab/>
-      <w:t>2026-10-03</w:t>
+      <w:t>2026-10-04</w:t>
       <w:br/>
       <w:br/>
     </w:r>

--- a/klagomål/A 20450-2026 FSC-klagomål.docx
+++ b/klagomål/A 20450-2026 FSC-klagomål.docx
@@ -1007,7 +1007,7 @@
     <w:r>
       <w:tab/>
       <w:tab/>
-      <w:t>2026-10-04</w:t>
+      <w:t>2026-10-05</w:t>
       <w:br/>
       <w:br/>
     </w:r>

--- a/klagomål/A 20450-2026 FSC-klagomål.docx
+++ b/klagomål/A 20450-2026 FSC-klagomål.docx
@@ -1007,7 +1007,7 @@
     <w:r>
       <w:tab/>
       <w:tab/>
-      <w:t>2026-10-05</w:t>
+      <w:t>2026-10-06</w:t>
       <w:br/>
       <w:br/>
     </w:r>

--- a/klagomål/A 20450-2026 FSC-klagomål.docx
+++ b/klagomål/A 20450-2026 FSC-klagomål.docx
@@ -1007,7 +1007,7 @@
     <w:r>
       <w:tab/>
       <w:tab/>
-      <w:t>2026-10-06</w:t>
+      <w:t>2026-10-07</w:t>
       <w:br/>
       <w:br/>
     </w:r>

--- a/klagomål/A 20450-2026 FSC-klagomål.docx
+++ b/klagomål/A 20450-2026 FSC-klagomål.docx
@@ -1007,7 +1007,7 @@
     <w:r>
       <w:tab/>
       <w:tab/>
-      <w:t>2026-10-07</w:t>
+      <w:t>2026-10-08</w:t>
       <w:br/>
       <w:br/>
     </w:r>

--- a/klagomål/A 20450-2026 FSC-klagomål.docx
+++ b/klagomål/A 20450-2026 FSC-klagomål.docx
@@ -1007,7 +1007,7 @@
     <w:r>
       <w:tab/>
       <w:tab/>
-      <w:t>2026-10-08</w:t>
+      <w:t>2026-10-09</w:t>
       <w:br/>
       <w:br/>
     </w:r>

--- a/klagomål/A 20450-2026 FSC-klagomål.docx
+++ b/klagomål/A 20450-2026 FSC-klagomål.docx
@@ -1007,7 +1007,7 @@
     <w:r>
       <w:tab/>
       <w:tab/>
-      <w:t>2026-10-09</w:t>
+      <w:t>2026-10-10</w:t>
       <w:br/>
       <w:br/>
     </w:r>

--- a/klagomål/A 20450-2026 FSC-klagomål.docx
+++ b/klagomål/A 20450-2026 FSC-klagomål.docx
@@ -1007,7 +1007,7 @@
     <w:r>
       <w:tab/>
       <w:tab/>
-      <w:t>2026-10-10</w:t>
+      <w:t>2026-10-11</w:t>
       <w:br/>
       <w:br/>
     </w:r>

--- a/klagomål/A 20450-2026 FSC-klagomål.docx
+++ b/klagomål/A 20450-2026 FSC-klagomål.docx
@@ -1007,7 +1007,7 @@
     <w:r>
       <w:tab/>
       <w:tab/>
-      <w:t>2026-10-11</w:t>
+      <w:t>2026-10-12</w:t>
       <w:br/>
       <w:br/>
     </w:r>

--- a/klagomål/A 20450-2026 FSC-klagomål.docx
+++ b/klagomål/A 20450-2026 FSC-klagomål.docx
@@ -1007,7 +1007,7 @@
     <w:r>
       <w:tab/>
       <w:tab/>
-      <w:t>2026-10-12</w:t>
+      <w:t>2026-10-13</w:t>
       <w:br/>
       <w:br/>
     </w:r>

--- a/klagomål/A 20450-2026 FSC-klagomål.docx
+++ b/klagomål/A 20450-2026 FSC-klagomål.docx
@@ -1007,7 +1007,7 @@
     <w:r>
       <w:tab/>
       <w:tab/>
-      <w:t>2026-10-13</w:t>
+      <w:t>2026-10-14</w:t>
       <w:br/>
       <w:br/>
     </w:r>

--- a/klagomål/A 20450-2026 FSC-klagomål.docx
+++ b/klagomål/A 20450-2026 FSC-klagomål.docx
@@ -1007,7 +1007,7 @@
     <w:r>
       <w:tab/>
       <w:tab/>
-      <w:t>2026-10-14</w:t>
+      <w:t>2026-10-15</w:t>
       <w:br/>
       <w:br/>
     </w:r>

--- a/klagomål/A 20450-2026 FSC-klagomål.docx
+++ b/klagomål/A 20450-2026 FSC-klagomål.docx
@@ -1007,7 +1007,7 @@
     <w:r>
       <w:tab/>
       <w:tab/>
-      <w:t>2026-10-15</w:t>
+      <w:t>2026-10-16</w:t>
       <w:br/>
       <w:br/>
     </w:r>

--- a/klagomål/A 20450-2026 FSC-klagomål.docx
+++ b/klagomål/A 20450-2026 FSC-klagomål.docx
@@ -1007,7 +1007,7 @@
     <w:r>
       <w:tab/>
       <w:tab/>
-      <w:t>2026-10-16</w:t>
+      <w:t>2026-10-17</w:t>
       <w:br/>
       <w:br/>
     </w:r>

--- a/klagomål/A 20450-2026 FSC-klagomål.docx
+++ b/klagomål/A 20450-2026 FSC-klagomål.docx
@@ -1007,7 +1007,7 @@
     <w:r>
       <w:tab/>
       <w:tab/>
-      <w:t>2026-10-17</w:t>
+      <w:t>2026-10-18</w:t>
       <w:br/>
       <w:br/>
     </w:r>

--- a/klagomål/A 20450-2026 FSC-klagomål.docx
+++ b/klagomål/A 20450-2026 FSC-klagomål.docx
@@ -1007,7 +1007,7 @@
     <w:r>
       <w:tab/>
       <w:tab/>
-      <w:t>2026-10-18</w:t>
+      <w:t>2026-10-19</w:t>
       <w:br/>
       <w:br/>
     </w:r>

--- a/klagomål/A 20450-2026 FSC-klagomål.docx
+++ b/klagomål/A 20450-2026 FSC-klagomål.docx
@@ -1007,7 +1007,7 @@
     <w:r>
       <w:tab/>
       <w:tab/>
-      <w:t>2026-10-19</w:t>
+      <w:t>2026-10-20</w:t>
       <w:br/>
       <w:br/>
     </w:r>

--- a/klagomål/A 20450-2026 FSC-klagomål.docx
+++ b/klagomål/A 20450-2026 FSC-klagomål.docx
@@ -1007,7 +1007,7 @@
     <w:r>
       <w:tab/>
       <w:tab/>
-      <w:t>2026-10-20</w:t>
+      <w:t>2026-10-21</w:t>
       <w:br/>
       <w:br/>
     </w:r>

--- a/klagomål/A 20450-2026 FSC-klagomål.docx
+++ b/klagomål/A 20450-2026 FSC-klagomål.docx
@@ -178,7 +178,7 @@
       <w:r>
         <w:drawing>
           <wp:inline xmlns:a="http://schemas.openxmlformats.org/drawingml/2006/main" xmlns:pic="http://schemas.openxmlformats.org/drawingml/2006/picture">
-            <wp:extent cx="5228136" cy="5724000"/>
+            <wp:extent cx="4951498" cy="5724000"/>
             <wp:docPr id="1" name="Picture 1"/>
             <wp:cNvGraphicFramePr>
               <a:graphicFrameLocks noChangeAspect="1"/>
@@ -199,7 +199,7 @@
                   <pic:spPr>
                     <a:xfrm>
                       <a:off x="0" y="0"/>
-                      <a:ext cx="5228136" cy="5724000"/>
+                      <a:ext cx="4951498" cy="5724000"/>
                     </a:xfrm>
                     <a:prstGeom prst="rect"/>
                   </pic:spPr>
@@ -221,7 +221,7 @@
     </w:p>
     <w:p>
       <w:r>
-        <w:t>I och inom 14 meter från avverkningsanmälan finns fynd av 11 naturvårdsarter, varav 8 är rödlistade, 2 är fridlysta, 4 är typiska (T) och 1 är signalart (S): garnlav (VU, T), kopparspindling (VU), läderdoftande fingersvamp (VU), stor odörspindling (VU), fjällig taggsvamp s.str. (NT), gultoppig fingersvamp (NT), lunglav (NT, T), äggvaxskivling (NT), tibast (S, T), blåsippa (T, §9) och kungsfågel (§4). Se Figur 1.</w:t>
+        <w:t>I och inom 14 meter från avverkningsanmälan finns fynd av 19 naturvårdsarter, varav 14 är rödlistade, 3 är fridlysta, 8 är typiska (T) och 3 är signalarter (S): borgsjömusseron (VU), garnlav (VU, T), kopparspindling (VU), läderdoftande fingersvamp (VU), stor odörspindling (VU), taggfingersvamp (VU), dropptaggsvamp (NT, T), fjällig taggsvamp s.str. (NT), gultoppig fingersvamp (NT), kryddspindling (NT, T), lunglav (NT, T), orange taggsvamp (NT, T), talltita (NT, §4), äggvaxskivling (NT), svart trolldruva (S, T), svavelriska (S), tibast (S, T), blåsippa (T, §9) och kungsfågel (§4). Se Figur 1.</w:t>
       </w:r>
     </w:p>
     <w:p>
@@ -252,6 +252,17 @@
         <w:rPr>
           <w:b/>
         </w:rPr>
+        <w:t>Borgsjömusseron (VU)</w:t>
+      </w:r>
+      <w:r>
+        <w:t xml:space="preserve"> bildar mykorrhiza med gran, oftast i äldre örtrik barrskog. Typiska växtplatser är svackor med djupt mosstäcke eller fuktiga sluttningar. Den missgynnas starkt av skogsbruk, i synnerhet kalavverkning, eftersom den har en begränsad ekologisk nisch och sannolikt är känslig för uttorkning. Flera av fyndplatserna i Medelpad är redan förstörda på grund av kalavverkning. Arten är globalt rödlistad som sårbar (VU) vilket innebär att Sverige har ett internationellt ansvar för arten (SLU Artdatabanken, 2024; Nitare &amp; Skogsstyrelsen, 2019; IUCN, 2015).</w:t>
+      </w:r>
+    </w:p>
+    <w:p>
+      <w:r>
+        <w:rPr>
+          <w:b/>
+        </w:rPr>
         <w:t>Garnlav (VU)</w:t>
       </w:r>
       <w:r>
@@ -341,6 +352,37 @@
         <w:rPr>
           <w:b/>
         </w:rPr>
+        <w:t xml:space="preserve">Taggfingersvamp (VU) </w:t>
+      </w:r>
+      <w:r>
+        <w:t>är knuten till granskogar med långvarig kontinuitet och bildar mykorrhiza med gran på rikare mark. Den totala populationen i landet bedöms ha minskat kraftigt och fortgående att minska, huvudsakligen p.g.a. att arealen örtrik äldre granskog har minskat de senaste 50 åren. Den hotas främst av skogsavverkning och tycks försvinna efter slutavverkning, markberedning och plantering och det saknas uppgifter om fynd i planterad skog eller sekundär granskog uppkommen på kalmark. Taggfingersvamp är placerad högst upp i Skogsstyrelsens värdepyramid för bedömning av skog med höga naturvärden. Områdesskydd är en viktig åtgärd för att bevara artens förekomster (SLU Artdatabanken, 2024; Nitare &amp; Skogsstyrelsen, 2019).</w:t>
+      </w:r>
+    </w:p>
+    <w:p>
+      <w:r>
+        <w:rPr>
+          <w:b/>
+        </w:rPr>
+        <w:t>Dropptaggsvamp (NT)</w:t>
+      </w:r>
+      <w:r>
+        <w:t xml:space="preserve"> bildar mykorrhiza med tall, främst i barrskog med trädkontinuitet, i magra, torra och ljusöppna lavtallskogar och i barrblandskogar med friskmossor och lingon i fältskiktet. Den totala populationen i landet har minskat och bedöms fortsätta minska till följd av slutavverkningar av tallskog. Det är högst oklart om arten långsiktigt kan etablera och reproducera sig i skogsbestånd som brukas med trakthyggesmetoder, markberedning, gödsling eller föryngring med förädlat plantmaterial. Uppfyller kriterierna för att bli rödlistad på grund av ny kunskap som visar att en större andel av populationen än tidigare bedömt är knuten till kontinuitetsbarrskog. Minskningstakten för den svenska populationen bedöms vara nära gränsvärdet för Sårbar (VU). Dropptaggsvamp är typisk art för </w:t>
+      </w:r>
+      <w:r>
+        <w:rPr>
+          <w:i/>
+        </w:rPr>
+        <w:t xml:space="preserve">9010 Taiga </w:t>
+      </w:r>
+      <w:r>
+        <w:t>(SLU Artdatabanken, 2026).</w:t>
+      </w:r>
+    </w:p>
+    <w:p>
+      <w:r>
+        <w:rPr>
+          <w:b/>
+        </w:rPr>
         <w:t>Fjällig taggsvamp s.str. (NT)</w:t>
       </w:r>
       <w:r>
@@ -363,6 +405,26 @@
         <w:rPr>
           <w:b/>
         </w:rPr>
+        <w:t>Kryddspindling (NT)</w:t>
+      </w:r>
+      <w:r>
+        <w:t xml:space="preserve"> signalerar örtrika granskogar som normalt har höga naturvärden. Oftast växer den i äldre granskog på kalkrikt underlag och svampen är en mycket användbar signalart för denna miljö. Den utgör en viktig karaktärsart för all äldre kalkbarrskog med lång trädkontinuitet av gran. På lokalerna förekommer nästan alltid många ovanliga och rödlistade arter. Den totala populationen i landet har minskat och bedöms fortsätta minska till följd av avverkning av äldre barrskogar. Kryddspindling är typisk art för </w:t>
+      </w:r>
+      <w:r>
+        <w:rPr>
+          <w:i/>
+        </w:rPr>
+        <w:t xml:space="preserve">9050 Näringsrik granskog </w:t>
+      </w:r>
+      <w:r>
+        <w:t>(Nitare &amp; Skogsstyrelsen, 2000; SLU Artdatabanken, 2026).</w:t>
+      </w:r>
+    </w:p>
+    <w:p>
+      <w:r>
+        <w:rPr>
+          <w:b/>
+        </w:rPr>
         <w:t>Lunglav (NT)</w:t>
       </w:r>
       <w:r>
@@ -419,10 +481,79 @@
         <w:rPr>
           <w:b/>
         </w:rPr>
+        <w:t xml:space="preserve">Orange taggsvamp (NT) </w:t>
+      </w:r>
+      <w:r>
+        <w:t xml:space="preserve">bildar mykorrhiza med både gran och tall och den förekommer främst i äldre barrskogar med kontinuitetsskogskaraktär. Mest frekvent är den i äldre mossrik granskog, men då bara i skogar inom granens naturliga utbredningsområde och i bestånd med långvarig grankontinuitet. Den totala populationen i landet bedöms ha minskat kraftigt och fortsatt kommer att minska då arten är knuten till en produktiv skogsmiljö som successivt avverkas. Arten hotas främst av skogsavverkning och tycks försvinna efter slutavverkning, markberedning och plantering och det är inte känt att arten har återkommit i anlagd skog på tidigare kalmark. Orange taggsvamp är typisk art för </w:t>
+      </w:r>
+      <w:r>
+        <w:rPr>
+          <w:i/>
+        </w:rPr>
+        <w:t>9010 Taiga</w:t>
+      </w:r>
+      <w:r>
+        <w:t xml:space="preserve"> (SLU Artdatabanken, 2024).</w:t>
+      </w:r>
+    </w:p>
+    <w:p>
+      <w:r>
+        <w:rPr>
+          <w:b/>
+        </w:rPr>
+        <w:t>Talltita (NT, §4)</w:t>
+      </w:r>
+      <w:r>
+        <w:t>, rödlistad som nära hotad och prioriterad art i Skogsvårdslagen, har häckningsrevir i anmälan. Arten har minskat kraftigt de senaste 30 åren och minskningstakten innevarande 10-årsperiod beräknas till 20 (10–30) %. Talltitan är synnerligen trogen sitt cirka 15 hektar stora revir och är beroende av flerskiktade olikåldriga skogar för att kunna föda upp sina ungar. Talltitan försvinner om dess livsmiljö kalavverkas (Eggers &amp; Low, 2014; Ekman, 1979; Griesser et al, 2007; Klein, 2020; Siffczyk et al, 2003; SLU Artdatabanken, 2021).</w:t>
+      </w:r>
+    </w:p>
+    <w:p>
+      <w:r>
+        <w:rPr>
+          <w:b/>
+        </w:rPr>
         <w:t>Äggvaxskivling (NT)</w:t>
       </w:r>
       <w:r>
         <w:t xml:space="preserve"> bildar mykorrhiza med gran och förekommer huvudsakligen i äldre blåbärsgranskog. Har i Sverige en nordlig utbredningsbild och är relativt vanlig i norra Sverige. Total population i landet bedöms ha minskat kraftigt och fortgående att minska p.g.a. slutavverkningar av kontinuitetsskogar. Skogar med rik förekomst av äggvaxskivling brukar ha en artrik flora av mykorrhizasvampar och kan betraktas som nyckelbiotoper (SLU Artdatabanken, 2024).</w:t>
+      </w:r>
+    </w:p>
+    <w:p>
+      <w:r>
+        <w:rPr>
+          <w:b/>
+        </w:rPr>
+        <w:t>Svart trolldruva</w:t>
+      </w:r>
+      <w:r>
+        <w:t xml:space="preserve"> är en kalkgynnad växt som förekommer på näringsrik frisk mulljord i såväl bördiga kalkbarrskogar som sydliga kalklövskogar och lundar. Arten är en bra signalart för skyddsvärda biotoper i såväl löv- som barrskogar och tål inte slutavverkning och markberedning. Trolldruva är värdväxt för ett antal sällsynta fjärilsarter som ställer höga krav på sina livsmiljöer, däribland trolldruvemätare (EN), skuggmalmätare (VU) och trolldruvelobmätare (VU). Svart trolldruva är typisk art för </w:t>
+      </w:r>
+      <w:r>
+        <w:rPr>
+          <w:i/>
+        </w:rPr>
+        <w:t>9050 Näringsrik granskog,</w:t>
+      </w:r>
+      <w:r>
+        <w:t xml:space="preserve"> </w:t>
+      </w:r>
+      <w:r>
+        <w:rPr>
+          <w:i/>
+        </w:rPr>
+        <w:t xml:space="preserve">9020 Nordlig ädellövskog, 9160 Näringsrik ekskog, 9180 Ädellövskog i branter </w:t>
+      </w:r>
+      <w:r>
+        <w:t>och</w:t>
+      </w:r>
+      <w:r>
+        <w:rPr>
+          <w:i/>
+        </w:rPr>
+        <w:t xml:space="preserve"> 1610 Åsöar i Östersjön</w:t>
+      </w:r>
+      <w:r>
+        <w:t xml:space="preserve"> (SLU Artdatabanken, 2024; Nitare &amp; Skogsstyrelsen, 2019).</w:t>
       </w:r>
     </w:p>
     <w:p>
@@ -580,7 +711,7 @@
         <w:rPr>
           <w:i/>
         </w:rPr>
-        <w:t>I det avverkningsanmälda skogsområdet har 11 naturvårdsarter varav 8 rödlistade arter sina livsmiljöer och växtplatser.</w:t>
+        <w:t>I det avverkningsanmälda skogsområdet har 19 naturvårdsarter varav 14 rödlistade arter sina livsmiljöer och växtplatser.</w:t>
       </w:r>
     </w:p>
     <w:p>
@@ -777,7 +908,9 @@
         <w:pStyle w:val="Title"/>
       </w:pPr>
       <w:r>
-        <w:t>BILAGA 1 – Rödlistade arter</w:t>
+        <w:t>BILAGA 1 –</w:t>
+        <w:br/>
+        <w:t>Fridlysta och rödlistade arter</w:t>
       </w:r>
     </w:p>
     <w:p>
@@ -877,6 +1010,126 @@
       </w:r>
       <w:r>
         <w:t>SLU Artdatabanken, Uppsala.</w:t>
+      </w:r>
+    </w:p>
+    <w:p>
+      <w:pPr>
+        <w:pStyle w:val="Heading1"/>
+      </w:pPr>
+      <w:r>
+        <w:t>Talltita – ekologi samt krav på livsmiljön</w:t>
+      </w:r>
+    </w:p>
+    <w:p>
+      <w:r>
+        <w:t>Talltita är rödlistad som NT, fridlyst och prioriterad art i Skogsvårdslagen. Den omfattas av EU:s fågeldirektiv. Arten har minskat kraftigt de senaste 30 åren och minskningstakten innevarande 10-årsperiod beräknas till 20 (10–30) % (SLU Artdatabanken, 2022).</w:t>
+      </w:r>
+    </w:p>
+    <w:p>
+      <w:r>
+        <w:t>Talltita föredrar större sammanhängande barrskogar, och finns såväl i tallskog som granskog och i lövblandad barrskog. Skogens struktur är viktig och ska helst vara flerskiktad med riklig underväxt av mindre granar, björk och andra lövträd och buskar. Tillgång på murknande högstubbar är särskilt viktig, eftersom talltitan helst själv hackar ut sitt bohål (SLU Artdatabanken, 2022).</w:t>
+      </w:r>
+    </w:p>
+    <w:p>
+      <w:r>
+        <w:t>Det finns flera studier som visar att talltita är känslig för gallring och inte överlever när dess livsmiljö kalavverkas (Eggers and Low, 2014; Griesser et al., 2007; Klein, 2020). Talltitans revir är förhållandevis stora, 10–20 hektar och arten missgynnas när skogen fragmenteras. Kalavverkning av större delar av reviret innebär att det överges (Artdatabanken, 2021).</w:t>
+      </w:r>
+    </w:p>
+    <w:p>
+      <w:r>
+        <w:t>Talltitan är synnerligen trogen sitt revir så länge paret lever och biotopen förblir intakt. Paret stannar i sitt revir året om. En förlust av ett revir har därför en stor inverkan på den lokala populationen och trakthyggesbruket anses vara orsak till den svenska populationens kraftiga minskning. Talltiteparets revirtrohet innebär att närhelst under året man observerar en adult talltita så ingår denna plats i reviret (Siffczyk et al., 2003; Ekman, 1979).</w:t>
+      </w:r>
+    </w:p>
+    <w:p>
+      <w:pPr>
+        <w:pStyle w:val="Heading2"/>
+      </w:pPr>
+      <w:r>
+        <w:t>Referenser – talltita</w:t>
+      </w:r>
+    </w:p>
+    <w:p>
+      <w:r>
+        <w:t xml:space="preserve">Eggers, S., Low, M., 2014. </w:t>
+      </w:r>
+      <w:r>
+        <w:rPr>
+          <w:i/>
+        </w:rPr>
+        <w:t xml:space="preserve">Differential demographic responses of sympatric Parids to vegetation management in boreal forest. </w:t>
+      </w:r>
+      <w:r>
+        <w:t>For. Ecol. Manage. 319, 169–175.</w:t>
+      </w:r>
+    </w:p>
+    <w:p>
+      <w:r>
+        <w:t xml:space="preserve">Ekman, J., 1979. </w:t>
+      </w:r>
+      <w:r>
+        <w:rPr>
+          <w:i/>
+        </w:rPr>
+        <w:t xml:space="preserve">Coherence, composition and territories of winter social groups of the Willow Tit Parus montanus and the Crested Tit P. cristatus. </w:t>
+      </w:r>
+      <w:r>
+        <w:t>Ornis Scandinavica, 10, pp 56–68</w:t>
+      </w:r>
+    </w:p>
+    <w:p>
+      <w:r>
+        <w:t xml:space="preserve">Griesser, M., Nystrand, M., Eggers, S., Ekman, J., 2007. </w:t>
+      </w:r>
+      <w:r>
+        <w:rPr>
+          <w:i/>
+        </w:rPr>
+        <w:t xml:space="preserve">Impact of forestry practices on fitness correlates and population productivity in an open-nesting bird species. </w:t>
+      </w:r>
+      <w:r>
+        <w:t>Conserv. Biol. 21, 767–774. https://doi.org/10.1111/j.1523- 1739.2007.00675.x</w:t>
+      </w:r>
+    </w:p>
+    <w:p>
+      <w:r>
+        <w:t xml:space="preserve">Klein, J., 2020. </w:t>
+      </w:r>
+      <w:r>
+        <w:rPr>
+          <w:i/>
+        </w:rPr>
+        <w:t xml:space="preserve">The forgotten forest – On thinning, retention, and biodiversity in the boreal forest. </w:t>
+      </w:r>
+      <w:r>
+        <w:t>Doctoral Thesis No. 2020:50</w:t>
+      </w:r>
+    </w:p>
+    <w:p>
+      <w:r>
+        <w:t xml:space="preserve">Siffczyk, C., Brotons, L., Kangas, K., Orell, M., 2003. </w:t>
+      </w:r>
+      <w:r>
+        <w:rPr>
+          <w:i/>
+        </w:rPr>
+        <w:t xml:space="preserve">Home range size of willow tits. </w:t>
+      </w:r>
+      <w:r>
+        <w:t>Oecologica, 136, 635–642 (2003)</w:t>
+      </w:r>
+    </w:p>
+    <w:p>
+      <w:r>
+        <w:t xml:space="preserve">SLU Artdatabanken, 2021. </w:t>
+      </w:r>
+      <w:r>
+        <w:rPr>
+          <w:i/>
+        </w:rPr>
+        <w:t xml:space="preserve">Artfaktablad. Naturvård – artfakta. </w:t>
+      </w:r>
+      <w:r>
+        <w:t>SLU Artdatabanken, Uppsala</w:t>
       </w:r>
     </w:p>
     <w:sectPr>
@@ -1007,7 +1260,7 @@
     <w:r>
       <w:tab/>
       <w:tab/>
-      <w:t>2026-10-21</w:t>
+      <w:t>2026-10-22</w:t>
       <w:br/>
       <w:br/>
     </w:r>

--- a/klagomål/A 20450-2026 FSC-klagomål.docx
+++ b/klagomål/A 20450-2026 FSC-klagomål.docx
@@ -1260,7 +1260,7 @@
     <w:r>
       <w:tab/>
       <w:tab/>
-      <w:t>2026-10-22</w:t>
+      <w:t>2026-10-23</w:t>
       <w:br/>
       <w:br/>
     </w:r>

--- a/klagomål/A 20450-2026 FSC-klagomål.docx
+++ b/klagomål/A 20450-2026 FSC-klagomål.docx
@@ -1260,7 +1260,7 @@
     <w:r>
       <w:tab/>
       <w:tab/>
-      <w:t>2026-10-23</w:t>
+      <w:t>2026-10-24</w:t>
       <w:br/>
       <w:br/>
     </w:r>

--- a/klagomål/A 20450-2026 FSC-klagomål.docx
+++ b/klagomål/A 20450-2026 FSC-klagomål.docx
@@ -1260,7 +1260,7 @@
     <w:r>
       <w:tab/>
       <w:tab/>
-      <w:t>2026-10-24</w:t>
+      <w:t>2026-10-25</w:t>
       <w:br/>
       <w:br/>
     </w:r>

--- a/klagomål/A 20450-2026 FSC-klagomål.docx
+++ b/klagomål/A 20450-2026 FSC-klagomål.docx
@@ -1260,7 +1260,7 @@
     <w:r>
       <w:tab/>
       <w:tab/>
-      <w:t>2026-10-25</w:t>
+      <w:t>2026-10-26</w:t>
       <w:br/>
       <w:br/>
     </w:r>

--- a/klagomål/A 20450-2026 FSC-klagomål.docx
+++ b/klagomål/A 20450-2026 FSC-klagomål.docx
@@ -1260,7 +1260,7 @@
     <w:r>
       <w:tab/>
       <w:tab/>
-      <w:t>2026-10-26</w:t>
+      <w:t>2026-10-27</w:t>
       <w:br/>
       <w:br/>
     </w:r>

--- a/klagomål/A 20450-2026 FSC-klagomål.docx
+++ b/klagomål/A 20450-2026 FSC-klagomål.docx
@@ -1260,7 +1260,7 @@
     <w:r>
       <w:tab/>
       <w:tab/>
-      <w:t>2026-10-27</w:t>
+      <w:t>2026-10-28</w:t>
       <w:br/>
       <w:br/>
     </w:r>

--- a/klagomål/A 20450-2026 FSC-klagomål.docx
+++ b/klagomål/A 20450-2026 FSC-klagomål.docx
@@ -1260,7 +1260,7 @@
     <w:r>
       <w:tab/>
       <w:tab/>
-      <w:t>2026-10-28</w:t>
+      <w:t>2026-10-29</w:t>
       <w:br/>
       <w:br/>
     </w:r>

--- a/klagomål/A 20450-2026 FSC-klagomål.docx
+++ b/klagomål/A 20450-2026 FSC-klagomål.docx
@@ -1260,7 +1260,7 @@
     <w:r>
       <w:tab/>
       <w:tab/>
-      <w:t>2026-10-29</w:t>
+      <w:t>2026-10-31</w:t>
       <w:br/>
       <w:br/>
     </w:r>
